--- a/testakten/insolvenz-asset-deal-chaincortex-ai-berlin/docx/beschlussvorlage-glaeubigerausschuss-160-inso.docx
+++ b/testakten/insolvenz-asset-deal-chaincortex-ai-berlin/docx/beschlussvorlage-glaeubigerausschuss-160-inso.docx
@@ -4,7 +4,7 @@
   <w:body>
     <w:p>
       <w:pPr>
-        <w:spacing w:after="200"/>
+        <w:spacing w:after="160" w:line="259" w:lineRule="auto"/>
         <w:jc w:val="center"/>
       </w:pPr>
       <w:r>
@@ -19,37 +19,37 @@
     </w:p>
     <w:p>
       <w:pPr>
-        <w:spacing w:after="280"/>
+        <w:spacing w:after="60" w:before="120" w:line="259" w:lineRule="auto"/>
         <w:jc w:val="center"/>
       </w:pPr>
       <w:r>
         <w:rPr>
           <w:rFonts w:ascii="Times New Roman" w:hAnsi="Times New Roman"/>
-          <w:b w:val="0"/>
+          <w:b/>
           <w:i/>
-          <w:sz w:val="24"/>
+          <w:sz w:val="22"/>
         </w:rPr>
         <w:t>ChainCortex AI GmbH (i. Ins.) - AG Charlottenburg 36 IN 1342/26</w:t>
       </w:r>
     </w:p>
     <w:p>
       <w:pPr>
-        <w:spacing w:after="280"/>
+        <w:spacing w:after="60" w:before="120" w:line="259" w:lineRule="auto"/>
         <w:jc w:val="center"/>
       </w:pPr>
       <w:r>
         <w:rPr>
           <w:rFonts w:ascii="Times New Roman" w:hAnsi="Times New Roman"/>
-          <w:b w:val="0"/>
+          <w:b/>
           <w:i w:val="0"/>
-          <w:sz w:val="24"/>
+          <w:sz w:val="22"/>
         </w:rPr>
         <w:t>Sitzung 17.06.2026, 10:00 Uhr, AG Charlottenburg, Saal 4188</w:t>
       </w:r>
     </w:p>
     <w:p>
       <w:pPr>
-        <w:spacing w:after="80"/>
+        <w:spacing w:after="60" w:before="120" w:line="259" w:lineRule="auto"/>
         <w:jc w:val="both"/>
       </w:pPr>
       <w:r>
@@ -57,14 +57,14 @@
           <w:rFonts w:ascii="Times New Roman" w:hAnsi="Times New Roman"/>
           <w:b/>
           <w:i w:val="0"/>
-          <w:sz w:val="24"/>
+          <w:sz w:val="22"/>
         </w:rPr>
         <w:t>I. Beschlussgegenstand</w:t>
       </w:r>
     </w:p>
     <w:p>
       <w:pPr>
-        <w:spacing w:after="120"/>
+        <w:spacing w:after="120" w:line="259" w:lineRule="auto"/>
         <w:jc w:val="both"/>
       </w:pPr>
       <w:r>
@@ -79,7 +79,7 @@
     </w:p>
     <w:p>
       <w:pPr>
-        <w:spacing w:after="80"/>
+        <w:spacing w:after="60" w:before="120" w:line="259" w:lineRule="auto"/>
         <w:jc w:val="both"/>
       </w:pPr>
       <w:r>
@@ -87,14 +87,14 @@
           <w:rFonts w:ascii="Times New Roman" w:hAnsi="Times New Roman"/>
           <w:b/>
           <w:i w:val="0"/>
-          <w:sz w:val="24"/>
+          <w:sz w:val="22"/>
         </w:rPr>
         <w:t>II. Wirtschaftliche Eckdaten</w:t>
       </w:r>
     </w:p>
     <w:p>
       <w:pPr>
-        <w:spacing w:after="120"/>
+        <w:spacing w:after="120" w:line="259" w:lineRule="auto"/>
         <w:jc w:val="both"/>
       </w:pPr>
       <w:r>
@@ -109,7 +109,7 @@
     </w:p>
     <w:p>
       <w:pPr>
-        <w:spacing w:after="80"/>
+        <w:spacing w:after="60" w:before="120" w:line="259" w:lineRule="auto"/>
         <w:jc w:val="both"/>
       </w:pPr>
       <w:r>
@@ -117,14 +117,14 @@
           <w:rFonts w:ascii="Times New Roman" w:hAnsi="Times New Roman"/>
           <w:b/>
           <w:i w:val="0"/>
-          <w:sz w:val="24"/>
+          <w:sz w:val="22"/>
         </w:rPr>
         <w:t>III. Risiken (Kurzdarstellung)</w:t>
       </w:r>
     </w:p>
     <w:p>
       <w:pPr>
-        <w:spacing w:after="120"/>
+        <w:spacing w:after="120" w:line="259" w:lineRule="auto"/>
         <w:jc w:val="both"/>
       </w:pPr>
       <w:r>
@@ -139,7 +139,7 @@
     </w:p>
     <w:p>
       <w:pPr>
-        <w:spacing w:after="80"/>
+        <w:spacing w:after="80" w:line="259" w:lineRule="auto"/>
         <w:jc w:val="both"/>
       </w:pPr>
       <w:r>
@@ -154,7 +154,7 @@
     </w:p>
     <w:p>
       <w:pPr>
-        <w:spacing w:after="120"/>
+        <w:spacing w:after="120" w:line="259" w:lineRule="auto"/>
         <w:jc w:val="both"/>
       </w:pPr>
       <w:r>
@@ -169,7 +169,7 @@
     </w:p>
     <w:p>
       <w:pPr>
-        <w:spacing w:after="280"/>
+        <w:spacing w:after="280" w:line="259" w:lineRule="auto"/>
         <w:jc w:val="both"/>
       </w:pPr>
       <w:r>
@@ -183,7 +183,7 @@
     </w:p>
     <w:p>
       <w:pPr>
-        <w:spacing w:after="120"/>
+        <w:spacing w:after="120" w:line="259" w:lineRule="auto"/>
         <w:jc w:val="both"/>
       </w:pPr>
       <w:r>
@@ -198,7 +198,7 @@
     </w:p>
     <w:p>
       <w:pPr>
-        <w:spacing w:after="80"/>
+        <w:spacing w:after="80" w:line="259" w:lineRule="auto"/>
         <w:jc w:val="both"/>
       </w:pPr>
       <w:r>
@@ -212,7 +212,7 @@
     </w:p>
     <w:p>
       <w:pPr>
-        <w:spacing w:after="120"/>
+        <w:spacing w:after="120" w:line="259" w:lineRule="auto"/>
         <w:jc w:val="both"/>
       </w:pPr>
       <w:r>
@@ -226,13 +226,58 @@
       </w:r>
     </w:p>
     <w:sectPr>
+      <w:headerReference w:type="default" r:id="rId9"/>
+      <w:footerReference w:type="default" r:id="rId10"/>
       <w:pgSz w:w="12240" w:h="15840"/>
-      <w:pgMar w:top="1417" w:right="1417" w:bottom="1417" w:left="1417" w:header="720" w:footer="720" w:gutter="0"/>
+      <w:pgMar w:top="1191" w:right="1247" w:bottom="1134" w:left="1361" w:header="720" w:footer="720" w:gutter="0"/>
       <w:cols w:space="720"/>
       <w:docGrid w:linePitch="360"/>
     </w:sectPr>
   </w:body>
 </w:document>
+</file>
+
+<file path=word/footer1.xml><?xml version="1.0" encoding="utf-8"?>
+<w:ftr xmlns:m="http://schemas.openxmlformats.org/officeDocument/2006/math" xmlns:mc="http://schemas.openxmlformats.org/markup-compatibility/2006" xmlns:mo="http://schemas.microsoft.com/office/mac/office/2008/main" xmlns:mv="urn:schemas-microsoft-com:mac:vml" xmlns:o="urn:schemas-microsoft-com:office:office" xmlns:r="http://schemas.openxmlformats.org/officeDocument/2006/relationships" xmlns:v="urn:schemas-microsoft-com:vml" xmlns:w10="urn:schemas-microsoft-com:office:word" xmlns:w14="http://schemas.microsoft.com/office/word/2010/wordml" xmlns:w="http://schemas.openxmlformats.org/wordprocessingml/2006/main" xmlns:wne="http://schemas.microsoft.com/office/word/2006/wordml" xmlns:wp14="http://schemas.microsoft.com/office/word/2010/wordprocessingDrawing" xmlns:wp="http://schemas.openxmlformats.org/drawingml/2006/wordprocessingDrawing" xmlns:wpc="http://schemas.microsoft.com/office/word/2010/wordprocessingCanvas" xmlns:wpg="http://schemas.microsoft.com/office/word/2010/wordprocessingGroup" xmlns:wpi="http://schemas.microsoft.com/office/word/2010/wordprocessingInk" xmlns:wps="http://schemas.microsoft.com/office/word/2010/wordprocessingShape" mc:Ignorable="w14 wp14">
+  <w:p>
+    <w:pPr>
+      <w:pStyle w:val="Footer"/>
+      <w:jc w:val="left"/>
+    </w:pPr>
+    <w:r/>
+    <w:r>
+      <w:rPr>
+        <w:rFonts w:ascii="Times New Roman" w:hAnsi="Times New Roman"/>
+        <w:b w:val="0"/>
+        <w:color w:val="777777"/>
+        <w:sz w:val="17"/>
+      </w:rPr>
+      <w:t>Vertraulich | Bearbeitungsstand Juli 2026 | nur zur Aktenbearbeitung</w:t>
+    </w:r>
+  </w:p>
+</w:ftr>
+</file>
+
+<file path=word/header1.xml><?xml version="1.0" encoding="utf-8"?>
+<w:hdr xmlns:m="http://schemas.openxmlformats.org/officeDocument/2006/math" xmlns:mc="http://schemas.openxmlformats.org/markup-compatibility/2006" xmlns:mo="http://schemas.microsoft.com/office/mac/office/2008/main" xmlns:mv="urn:schemas-microsoft-com:mac:vml" xmlns:o="urn:schemas-microsoft-com:office:office" xmlns:r="http://schemas.openxmlformats.org/officeDocument/2006/relationships" xmlns:v="urn:schemas-microsoft-com:vml" xmlns:w10="urn:schemas-microsoft-com:office:word" xmlns:w14="http://schemas.microsoft.com/office/word/2010/wordml" xmlns:w="http://schemas.openxmlformats.org/wordprocessingml/2006/main" xmlns:wne="http://schemas.microsoft.com/office/word/2006/wordml" xmlns:wp14="http://schemas.microsoft.com/office/word/2010/wordprocessingDrawing" xmlns:wp="http://schemas.openxmlformats.org/drawingml/2006/wordprocessingDrawing" xmlns:wpc="http://schemas.microsoft.com/office/word/2010/wordprocessingCanvas" xmlns:wpg="http://schemas.microsoft.com/office/word/2010/wordprocessingGroup" xmlns:wpi="http://schemas.microsoft.com/office/word/2010/wordprocessingInk" xmlns:wps="http://schemas.microsoft.com/office/word/2010/wordprocessingShape" mc:Ignorable="w14 wp14">
+  <w:p>
+    <w:pPr>
+      <w:pStyle w:val="Header"/>
+      <w:jc w:val="left"/>
+    </w:pPr>
+    <w:r/>
+    <w:r>
+      <w:rPr>
+        <w:rFonts w:ascii="Times New Roman" w:hAnsi="Times New Roman"/>
+        <w:b w:val="0"/>
+        <w:i w:val="0"/>
+        <w:color w:val="666666"/>
+        <w:sz w:val="17"/>
+      </w:rPr>
+      <w:t>Lindenhof und Partner mbB | Insolvenz- und Restrukturierungsakte | Bearbeitungsstand Juli 2026</w:t>
+    </w:r>
+  </w:p>
+</w:hdr>
 </file>
 
 <file path=word/numbering.xml><?xml version="1.0" encoding="utf-8"?>
@@ -600,7 +645,7 @@
     <w:rsid w:val="00FC693F"/>
     <w:rPr>
       <w:rFonts w:ascii="Times New Roman" w:hAnsi="Times New Roman"/>
-      <w:sz w:val="24"/>
+      <w:sz w:val="22"/>
       <w:rFonts w:ascii="Times New Roman" w:hAnsi="Times New Roman" w:cs="Times New Roman" w:eastAsia="Times New Roman"/>
     </w:rPr>
   </w:style>
@@ -663,7 +708,7 @@
       <w:outlineLvl w:val="0"/>
     </w:pPr>
     <w:rPr>
-      <w:rFonts w:asciiTheme="majorHAnsi" w:eastAsiaTheme="majorEastAsia" w:hAnsiTheme="majorHAnsi" w:cstheme="majorBidi"/>
+      <w:rFonts w:asciiTheme="majorHAnsi" w:eastAsiaTheme="majorEastAsia" w:hAnsiTheme="majorHAnsi" w:cstheme="majorBidi" w:ascii="Times New Roman" w:hAnsi="Times New Roman"/>
       <w:b/>
       <w:bCs/>
       <w:color w:val="365F91" w:themeColor="accent1" w:themeShade="BF"/>
@@ -687,11 +732,11 @@
       <w:outlineLvl w:val="1"/>
     </w:pPr>
     <w:rPr>
-      <w:rFonts w:asciiTheme="majorHAnsi" w:eastAsiaTheme="majorEastAsia" w:hAnsiTheme="majorHAnsi" w:cstheme="majorBidi"/>
+      <w:rFonts w:asciiTheme="majorHAnsi" w:eastAsiaTheme="majorEastAsia" w:hAnsiTheme="majorHAnsi" w:cstheme="majorBidi" w:ascii="Times New Roman" w:hAnsi="Times New Roman"/>
       <w:b/>
       <w:bCs/>
       <w:color w:val="4F81BD" w:themeColor="accent1"/>
-      <w:sz w:val="26"/>
+      <w:sz w:val="24"/>
       <w:szCs w:val="26"/>
     </w:rPr>
   </w:style>
@@ -952,11 +997,12 @@
       <w:contextualSpacing/>
     </w:pPr>
     <w:rPr>
-      <w:rFonts w:asciiTheme="majorHAnsi" w:eastAsiaTheme="majorEastAsia" w:hAnsiTheme="majorHAnsi" w:cstheme="majorBidi"/>
+      <w:rFonts w:asciiTheme="majorHAnsi" w:eastAsiaTheme="majorEastAsia" w:hAnsiTheme="majorHAnsi" w:cstheme="majorBidi" w:ascii="Times New Roman" w:hAnsi="Times New Roman"/>
+      <w:b/>
       <w:color w:val="17365D" w:themeColor="text2" w:themeShade="BF"/>
       <w:spacing w:val="5"/>
       <w:kern w:val="28"/>
-      <w:sz w:val="52"/>
+      <w:sz w:val="30"/>
       <w:szCs w:val="52"/>
     </w:rPr>
   </w:style>

--- a/testakten/insolvenz-asset-deal-chaincortex-ai-berlin/docx/beschlussvorlage-glaeubigerausschuss-160-inso.docx
+++ b/testakten/insolvenz-asset-deal-chaincortex-ai-berlin/docx/beschlussvorlage-glaeubigerausschuss-160-inso.docx
@@ -128,13 +128,7 @@
         <w:jc w:val="both"/>
       </w:pPr>
       <w:r>
-        <w:rPr>
-          <w:rFonts w:ascii="Times New Roman" w:hAnsi="Times New Roman"/>
-          <w:b w:val="0"/>
-          <w:i w:val="0"/>
-          <w:sz w:val="24"/>
-        </w:rPr>
-        <w:t>1) Keine Anfechtungsrisiken (Verfuegung post-eroeffnung). 2) DSGVO-Risiko fuer B2C-Daten durch EuGH C-732/22 mitigiert (30-Tage-Widerspruchsfrist, Art. 14-Information). 3) AN-Widerspruchsrecht beherrschbar. 4) Paragraf 25 HGB ohne Firmenfortfuehrung nicht einschlaegig, vorsorglich Haftungsausschluss nach Paragraf 25 II HGB.</w:t>
+        <w:t>1) Keine Anfechtungsrisiken aus einer vorinsolvenzlichen Rechtshandlung. 2) Datenschutzrisiko nur bei Umsetzung der DSK-Leitlinie vom 11.09.2024 beherrschbar: B2B-Kontaktdaten abwägen, B2C-Neuvertragsdaten nur nach positiver Kundenreaktion, Altdaten getrennt halten. 3) Arbeitnehmerwiderspruchsrecht gesondert behandeln. 4) Paragraf 25 HGB mangels Firmenfortführung nicht einschlägig; Haftungsausschluss vorsorglich anmelden.</w:t>
       </w:r>
     </w:p>
     <w:p>
@@ -228,7 +222,7 @@
     <w:sectPr>
       <w:headerReference w:type="default" r:id="rId9"/>
       <w:footerReference w:type="default" r:id="rId10"/>
-      <w:pgSz w:w="12240" w:h="15840"/>
+      <w:pgSz w:w="11906" w:h="16838"/>
       <w:pgMar w:top="1191" w:right="1247" w:bottom="1134" w:left="1361" w:header="720" w:footer="720" w:gutter="0"/>
       <w:cols w:space="720"/>
       <w:docGrid w:linePitch="360"/>
